--- a/docs/thesis/final-thesis.docx
+++ b/docs/thesis/final-thesis.docx
@@ -4176,14 +4176,14 @@
             <w:rStyle w:val="Hyperlink"/>
             <w:noProof/>
           </w:rPr>
-          <w:t xml:space="preserve">4.9 </w:t>
+          <w:t xml:space="preserve">4.9 本地小模型测试结果24</w:t>
         </w:r>
         <w:r>
           <w:rPr>
             <w:rStyle w:val="Hyperlink"/>
             <w:noProof/>
           </w:rPr>
-          <w:t>本地小模型探索实现</w:t>
+          <w:t/>
         </w:r>
         <w:r>
           <w:rPr>
@@ -4224,7 +4224,7 @@
             <w:noProof/>
             <w:webHidden/>
           </w:rPr>
-          <w:t>24</w:t>
+          <w:t/>
         </w:r>
         <w:r>
           <w:rPr>
@@ -5840,118 +5840,118 @@
         <w:ind w:firstLine="480"/>
       </w:pPr>
       <w:r>
-        <w:t>PCA9685</w:t>
-      </w:r>
-      <w:r>
-        <w:t>是一款通过</w:t>
-      </w:r>
-      <w:r>
-        <w:t>I2C</w:t>
-      </w:r>
-      <w:r>
-        <w:t>控制的多通道</w:t>
-      </w:r>
-      <w:r>
-        <w:t>PWM</w:t>
-      </w:r>
-      <w:r>
-        <w:t>驱动芯片，常用于多个舵机的控制。本文选用</w:t>
-      </w:r>
-      <w:r>
-        <w:t>PCA9685</w:t>
-      </w:r>
-      <w:r>
-        <w:t>而不是直接使用树莓派</w:t>
-      </w:r>
-      <w:r>
-        <w:t>GPIO</w:t>
-      </w:r>
-      <w:r>
-        <w:t>输出</w:t>
-      </w:r>
-      <w:r>
-        <w:t>PWM</w:t>
-      </w:r>
-      <w:r>
-        <w:t>，主要原因包括：树莓派可用硬件</w:t>
-      </w:r>
-      <w:r>
-        <w:t>PWM</w:t>
-      </w:r>
-      <w:r>
-        <w:t>通道有限，软件</w:t>
-      </w:r>
-      <w:r>
-        <w:t>PWM</w:t>
-      </w:r>
-      <w:r>
-        <w:t>容易受系统调度影响产生抖动，多个舵机同时控制会增加</w:t>
-      </w:r>
-      <w:r>
-        <w:t>CPU</w:t>
-      </w:r>
-      <w:r>
-        <w:t>负担，而</w:t>
-      </w:r>
-      <w:r>
-        <w:t>PCA9685</w:t>
-      </w:r>
-      <w:r>
-        <w:t>可以提供</w:t>
-      </w:r>
-      <w:r>
-        <w:t>16</w:t>
-      </w:r>
-      <w:r>
-        <w:t>路独立</w:t>
-      </w:r>
-      <w:r>
-        <w:t>PWM</w:t>
-      </w:r>
-      <w:r>
-        <w:t>输出，并通过</w:t>
-      </w:r>
-      <w:r>
-        <w:t>I2C</w:t>
-      </w:r>
-      <w:r>
-        <w:t>总线统一配置占空比。本项目中底盘舵机预设为</w:t>
-      </w:r>
-      <w:r>
-        <w:t>0</w:t>
-      </w:r>
-      <w:r>
-        <w:t>号通道，耳朵舵机预留</w:t>
-      </w:r>
-      <w:r>
-        <w:t>2</w:t>
-      </w:r>
-      <w:r>
-        <w:t>号和</w:t>
-      </w:r>
-      <w:r>
-        <w:t>3</w:t>
-      </w:r>
-      <w:r>
-        <w:t>号通道。舵机不能直接由树莓派</w:t>
-      </w:r>
-      <w:r>
-        <w:t>5V</w:t>
-      </w:r>
-      <w:r>
-        <w:t>引脚供电，应使用外部舵机电源，并保证树莓派、</w:t>
-      </w:r>
-      <w:r>
-        <w:t>PCA9685</w:t>
-      </w:r>
-      <w:r>
-        <w:t>和外部电源共地。由于旧</w:t>
-      </w:r>
-      <w:r>
-        <w:t>PCA9685</w:t>
-      </w:r>
-      <w:r>
-        <w:t>板曾出现烧毁痕迹，当前系统默认关闭硬件舵机服务，等待替换硬件并完成安全测试后再启用。</w:t>
+        <w:t>PCA9685是一款通过I2C控制的多通道PWM驱动芯片，常用于多个舵机的控制。本文选用PCA9685而不是直接使用树莓派GPIO输出PWM，主要原因包括：树莓派可用硬件PWM通道有限，软件PWM容易受系统调度影响产生抖动，多个舵机同时控制会增加CPU负担，而PCA9685可以提供16路独立PWM输出，并通过I2C总线统一配置占空比。本项目中底盘舵机使用0号通道，左右耳朵舵机使用2号和3号通道。舵机不能直接由树莓派5V引脚供电，应使用外部舵机电源，并保证树莓派、PCA9685和外部电源共地。替换后的PCA9685板已按I2C地址检测、外部电源空载检查和单舵机小角度测试的顺序重新验证，后端服务通过配置开关统一管理底盘跟踪和耳朵动作，避免外部工具直接驱动硬件。</w:t>
+      </w:r>
+      <w:r>
+        <w:t/>
+      </w:r>
+      <w:r>
+        <w:t/>
+      </w:r>
+      <w:r>
+        <w:t/>
+      </w:r>
+      <w:r>
+        <w:t/>
+      </w:r>
+      <w:r>
+        <w:t/>
+      </w:r>
+      <w:r>
+        <w:t/>
+      </w:r>
+      <w:r>
+        <w:t/>
+      </w:r>
+      <w:r>
+        <w:t/>
+      </w:r>
+      <w:r>
+        <w:t/>
+      </w:r>
+      <w:r>
+        <w:t/>
+      </w:r>
+      <w:r>
+        <w:t/>
+      </w:r>
+      <w:r>
+        <w:t/>
+      </w:r>
+      <w:r>
+        <w:t/>
+      </w:r>
+      <w:r>
+        <w:t/>
+      </w:r>
+      <w:r>
+        <w:t/>
+      </w:r>
+      <w:r>
+        <w:t/>
+      </w:r>
+      <w:r>
+        <w:t/>
+      </w:r>
+      <w:r>
+        <w:t/>
+      </w:r>
+      <w:r>
+        <w:t/>
+      </w:r>
+      <w:r>
+        <w:t/>
+      </w:r>
+      <w:r>
+        <w:t/>
+      </w:r>
+      <w:r>
+        <w:t/>
+      </w:r>
+      <w:r>
+        <w:t/>
+      </w:r>
+      <w:r>
+        <w:t/>
+      </w:r>
+      <w:r>
+        <w:t/>
+      </w:r>
+      <w:r>
+        <w:t/>
+      </w:r>
+      <w:r>
+        <w:t/>
+      </w:r>
+      <w:r>
+        <w:t/>
+      </w:r>
+      <w:r>
+        <w:t/>
+      </w:r>
+      <w:r>
+        <w:t/>
+      </w:r>
+      <w:r>
+        <w:t/>
+      </w:r>
+      <w:r>
+        <w:t/>
+      </w:r>
+      <w:r>
+        <w:t/>
+      </w:r>
+      <w:r>
+        <w:t/>
+      </w:r>
+      <w:r>
+        <w:t/>
+      </w:r>
+      <w:r>
+        <w:t/>
+      </w:r>
+      <w:r>
+        <w:t/>
       </w:r>
     </w:p>
     <w:p ns2:paraId="07DDB5E4" ns2:textId="77777777">
@@ -6056,67 +6056,67 @@
         <w:rPr>
           <w:rFonts w:hint="eastAsia"/>
         </w:rPr>
-        <w:t>根据“二次元萌宠具身智能系统研发”的课题目标，系统需要满足功能性需求、具身交互需求和非功能性需求三类要求。功能性需求包括语音唤醒、语音输入、视觉问答、</w:t>
-      </w:r>
-      <w:r>
-        <w:rPr>
-          <w:rFonts w:hint="eastAsia"/>
-        </w:rPr>
-        <w:t>AI</w:t>
-      </w:r>
-      <w:r>
-        <w:rPr>
-          <w:rFonts w:hint="eastAsia"/>
-        </w:rPr>
-        <w:t>回复、语音播放、前端表情反馈、历史会话能力和可选舵机动作。具身交互需求要求系统形成“感知</w:t>
-      </w:r>
-      <w:r>
-        <w:rPr>
-          <w:rFonts w:hint="eastAsia"/>
-        </w:rPr>
-        <w:t>-</w:t>
-      </w:r>
-      <w:r>
-        <w:rPr>
-          <w:rFonts w:hint="eastAsia"/>
-        </w:rPr>
-        <w:t>认知</w:t>
-      </w:r>
-      <w:r>
-        <w:rPr>
-          <w:rFonts w:hint="eastAsia"/>
-        </w:rPr>
-        <w:t>-</w:t>
-      </w:r>
-      <w:r>
-        <w:rPr>
-          <w:rFonts w:hint="eastAsia"/>
-        </w:rPr>
-        <w:t>表达</w:t>
-      </w:r>
-      <w:r>
-        <w:rPr>
-          <w:rFonts w:hint="eastAsia"/>
-        </w:rPr>
-        <w:t>-</w:t>
-      </w:r>
-      <w:r>
-        <w:rPr>
-          <w:rFonts w:hint="eastAsia"/>
-        </w:rPr>
-        <w:t>执行”的闭环：通过麦克风和摄像头感知用户，通过视觉语言模型完成认知推理，通过二次元眼睛表情和语音表达状态，通过舵机回转结构提供实体动作反馈。非功能性需求包括部署简单、运行稳定、响应时间可接受、硬件安全、配置可修改和对网络异常具备一定容错能力。</w:t>
-      </w:r>
-      <w:r>
-        <w:rPr>
-          <w:rFonts w:hint="eastAsia"/>
-        </w:rPr>
-        <w:t>具体系统主要需求</w:t>
-      </w:r>
-      <w:r>
-        <w:rPr>
-          <w:rFonts w:hint="eastAsia"/>
-        </w:rPr>
-        <w:t>如</w:t>
+        <w:t>根据“二次元萌宠具身智能系统研发”的课题目标，系统需要满足功能性需求、具身交互需求和非功能性需求三类要求。功能性需求包括语音唤醒、语音输入、视觉问答、AI回复、语音播放、前端表情反馈、历史会话能力和可选舵机动作。具身交互需求要求系统形成“感知-认知-表达-执行”的闭环：通过麦克风和摄像头感知用户，通过视觉语言模型完成认知推理，通过二次元眼睛表情和语音表达状态，通过舵机回转结构提供实体动作反馈。非功能性需求包括部署简单、运行稳定、响应时间可接受、硬件安全、配置可修改和对网络异常具备一定容错能力。具体系统主要需求如表3-1所示。</w:t>
+      </w:r>
+      <w:r>
+        <w:rPr>
+          <w:rFonts w:hint="eastAsia"/>
+        </w:rPr>
+        <w:t/>
+      </w:r>
+      <w:r>
+        <w:rPr>
+          <w:rFonts w:hint="eastAsia"/>
+        </w:rPr>
+        <w:t/>
+      </w:r>
+      <w:r>
+        <w:rPr>
+          <w:rFonts w:hint="eastAsia"/>
+        </w:rPr>
+        <w:t/>
+      </w:r>
+      <w:r>
+        <w:rPr>
+          <w:rFonts w:hint="eastAsia"/>
+        </w:rPr>
+        <w:t/>
+      </w:r>
+      <w:r>
+        <w:rPr>
+          <w:rFonts w:hint="eastAsia"/>
+        </w:rPr>
+        <w:t/>
+      </w:r>
+      <w:r>
+        <w:rPr>
+          <w:rFonts w:hint="eastAsia"/>
+        </w:rPr>
+        <w:t/>
+      </w:r>
+      <w:r>
+        <w:rPr>
+          <w:rFonts w:hint="eastAsia"/>
+        </w:rPr>
+        <w:t/>
+      </w:r>
+      <w:r>
+        <w:rPr>
+          <w:rFonts w:hint="eastAsia"/>
+        </w:rPr>
+        <w:t/>
+      </w:r>
+      <w:r>
+        <w:rPr>
+          <w:rFonts w:hint="eastAsia"/>
+        </w:rPr>
+        <w:t/>
+      </w:r>
+      <w:r>
+        <w:rPr>
+          <w:rFonts w:hint="eastAsia"/>
+        </w:rPr>
+        <w:t/>
       </w:r>
       <w:r>
         <w:fldChar w:fldCharType="begin"/>
@@ -6140,13 +6140,13 @@
         <w:rPr>
           <w:rFonts w:hint="eastAsia"/>
         </w:rPr>
-        <w:t>表</w:t>
-      </w:r>
-      <w:r>
-        <w:rPr>
-          <w:rFonts w:hint="eastAsia"/>
-        </w:rPr>
-        <w:t>3</w:t>
+        <w:t/>
+      </w:r>
+      <w:r>
+        <w:rPr>
+          <w:rFonts w:hint="eastAsia"/>
+        </w:rPr>
+        <w:t/>
       </w:r>
       <w:r>
         <w:noBreakHyphen/>
@@ -6155,7 +6155,7 @@
         <w:rPr>
           <w:noProof/>
         </w:rPr>
-        <w:t>1</w:t>
+        <w:t/>
       </w:r>
       <w:r>
         <w:fldChar w:fldCharType="end"/>
@@ -6164,7 +6164,7 @@
         <w:rPr>
           <w:rFonts w:hint="eastAsia"/>
         </w:rPr>
-        <w:t>所示。</w:t>
+        <w:t/>
       </w:r>
     </w:p>
     <w:p ns2:paraId="56FEA97D" ns2:textId="3F08385C">
@@ -6178,13 +6178,13 @@
         <w:rPr>
           <w:rFonts w:hint="eastAsia"/>
         </w:rPr>
-        <w:t>表</w:t>
-      </w:r>
-      <w:r>
-        <w:rPr>
-          <w:rFonts w:hint="eastAsia"/>
-        </w:rPr>
-        <w:t>3</w:t>
+        <w:t>表3-1 系统主要需求</w:t>
+      </w:r>
+      <w:r>
+        <w:rPr>
+          <w:rFonts w:hint="eastAsia"/>
+        </w:rPr>
+        <w:t/>
       </w:r>
       <w:r>
         <w:noBreakHyphen/>
@@ -6195,7 +6195,7 @@
             <w:rFonts w:hint="eastAsia"/>
             <w:noProof/>
           </w:rPr>
-          <w:t>三</w:t>
+          <w:t/>
         </w:r>
       </w:fldSimple>
       <w:r>
@@ -6220,7 +6220,7 @@
         <w:rPr>
           <w:noProof/>
         </w:rPr>
-        <w:t>1</w:t>
+        <w:t/>
       </w:r>
       <w:r>
         <w:fldChar w:fldCharType="end"/>
@@ -6231,7 +6231,7 @@
           <w:rFonts w:hint="eastAsia"/>
           <w:noProof/>
         </w:rPr>
-        <w:t xml:space="preserve"> </w:t>
+        <w:t xml:space="preserve"/>
       </w:r>
       <w:bookmarkEnd w:id="29"/>
       <w:r>
@@ -6239,7 +6239,7 @@
           <w:rFonts w:hint="eastAsia"/>
           <w:noProof/>
         </w:rPr>
-        <w:t>系统主要需求</w:t>
+        <w:t/>
       </w:r>
     </w:p>
     <w:tbl>
@@ -7100,19 +7100,19 @@
         <w:ind w:firstLine="480"/>
       </w:pPr>
       <w:r>
-        <w:t>模型推理链路采用</w:t>
-      </w:r>
-      <w:r>
-        <w:t>Agent</w:t>
-      </w:r>
-      <w:r>
-        <w:t>抽象。用户输入经过处理后被组织为包含文本和可选图像的统一输入对象，</w:t>
-      </w:r>
-      <w:r>
-        <w:t>Agent</w:t>
-      </w:r>
-      <w:r>
-        <w:t>输出则被转换为文本句子或音频片段。该抽象隐藏了不同模型提供商和不同输入模态之间的差异，使后端对话流程保持一致。</w:t>
+        <w:t>模型推理链路采用Agent抽象。用户输入经过处理后被组织为包含文本和可选图像的统一输入对象，Agent输出则被转换为文本句子或音频片段。该抽象隐藏了不同模型提供商和不同输入模态之间的差异，使后端对话流程保持一致。图3-1为系统总体架构图。</w:t>
+      </w:r>
+      <w:r>
+        <w:t/>
+      </w:r>
+      <w:r>
+        <w:t/>
+      </w:r>
+      <w:r>
+        <w:t/>
+      </w:r>
+      <w:r>
+        <w:t/>
       </w:r>
       <w:r>
         <w:fldChar w:fldCharType="begin"/>
@@ -7127,10 +7127,10 @@
         <w:rPr>
           <w:rFonts w:hint="eastAsia"/>
         </w:rPr>
-        <w:t>图</w:t>
-      </w:r>
-      <w:r>
-        <w:t>3</w:t>
+        <w:t/>
+      </w:r>
+      <w:r>
+        <w:t/>
       </w:r>
       <w:r>
         <w:noBreakHyphen/>
@@ -7139,7 +7139,7 @@
         <w:rPr>
           <w:noProof/>
         </w:rPr>
-        <w:t>1</w:t>
+        <w:t/>
       </w:r>
       <w:r>
         <w:fldChar w:fldCharType="end"/>
@@ -7148,19 +7148,19 @@
         <w:rPr>
           <w:rFonts w:hint="eastAsia"/>
         </w:rPr>
-        <w:t>为</w:t>
-      </w:r>
-      <w:r>
-        <w:rPr>
-          <w:rFonts w:hint="eastAsia"/>
-        </w:rPr>
-        <w:t>系统总体架构图</w:t>
-      </w:r>
-      <w:r>
-        <w:rPr>
-          <w:rFonts w:hint="eastAsia"/>
-        </w:rPr>
-        <w:t>。</w:t>
+        <w:t/>
+      </w:r>
+      <w:r>
+        <w:rPr>
+          <w:rFonts w:hint="eastAsia"/>
+        </w:rPr>
+        <w:t/>
+      </w:r>
+      <w:r>
+        <w:rPr>
+          <w:rFonts w:hint="eastAsia"/>
+        </w:rPr>
+        <w:t/>
       </w:r>
     </w:p>
     <w:p ns2:paraId="5C7B5779" ns2:textId="77777777">
@@ -7227,10 +7227,10 @@
         <w:rPr>
           <w:rFonts w:hint="eastAsia"/>
         </w:rPr>
-        <w:t>图</w:t>
-      </w:r>
-      <w:r>
-        <w:t>3</w:t>
+        <w:t>图3-1 系统总体架构图</w:t>
+      </w:r>
+      <w:r>
+        <w:t/>
       </w:r>
       <w:r>
         <w:noBreakHyphen/>
@@ -7254,21 +7254,21 @@
         <w:rPr>
           <w:noProof/>
         </w:rPr>
-        <w:t>1</w:t>
+        <w:t/>
       </w:r>
       <w:r>
         <w:fldChar w:fldCharType="end"/>
       </w:r>
       <w:bookmarkEnd w:id="33"/>
       <w:r>
-        <w:t xml:space="preserve"> </w:t>
+        <w:t xml:space="preserve"/>
       </w:r>
       <w:bookmarkEnd w:id="34"/>
       <w:r>
         <w:rPr>
           <w:rFonts w:hint="eastAsia"/>
         </w:rPr>
-        <w:t>系统总体架构图</w:t>
+        <w:t/>
       </w:r>
     </w:p>
     <w:p ns2:paraId="2C827FD2" ns2:textId="7723AF11">
@@ -8696,19 +8696,19 @@
         <w:ind w:firstLine="480"/>
       </w:pPr>
       <w:r>
-        <w:t>情绪映射模块负责监听后端状态消息并更新表情状态。对话开始时进入思考状态，模型回复携带积极、悲伤、愤怒、惊讶等情绪标签时，系统分别映射到对应的眼睛和眉毛表情；未检测到情绪标签或会话结束后回到中性状态。该映射关系使表情系统可以脱离具体</w:t>
-      </w:r>
-      <w:r>
-        <w:t>Live2D</w:t>
-      </w:r>
-      <w:r>
-        <w:t>模型独立运行，提高了树莓派显示端的鲁棒性。</w:t>
-      </w:r>
-      <w:r>
-        <w:rPr>
-          <w:rFonts w:hint="eastAsia"/>
-        </w:rPr>
-        <w:t>具体的表情如</w:t>
+        <w:t>情绪映射模块负责监听后端状态消息并更新表情状态。对话开始时进入思考状态，模型回复携带积极、悲伤、愤怒、惊讶等情绪标签时，系统分别映射到对应的眼睛和眉毛表情；未检测到情绪标签或会话结束后回到中性状态。该映射关系使表情系统可以脱离具体Live2D模型独立运行，提高了树莓派显示端的鲁棒性。具体的表情如图3-2所示。</w:t>
+      </w:r>
+      <w:r>
+        <w:t/>
+      </w:r>
+      <w:r>
+        <w:t/>
+      </w:r>
+      <w:r>
+        <w:rPr>
+          <w:rFonts w:hint="eastAsia"/>
+        </w:rPr>
+        <w:t/>
       </w:r>
       <w:r>
         <w:fldChar w:fldCharType="begin"/>
@@ -8732,13 +8732,13 @@
         <w:rPr>
           <w:rFonts w:asciiTheme="minorEastAsia" w:eastAsiaTheme="minorEastAsia" w:hAnsiTheme="minorEastAsia" w:hint="eastAsia"/>
         </w:rPr>
-        <w:t xml:space="preserve">图 </w:t>
+        <w:t xml:space="preserve"/>
       </w:r>
       <w:r>
         <w:rPr>
           <w:rFonts w:asciiTheme="minorEastAsia" w:eastAsiaTheme="minorEastAsia" w:hAnsiTheme="minorEastAsia" w:hint="eastAsia"/>
         </w:rPr>
-        <w:t>3</w:t>
+        <w:t/>
       </w:r>
       <w:r>
         <w:rPr>
@@ -8751,7 +8751,7 @@
           <w:rFonts w:asciiTheme="minorEastAsia" w:eastAsiaTheme="minorEastAsia" w:hAnsiTheme="minorEastAsia"/>
           <w:noProof/>
         </w:rPr>
-        <w:t>2</w:t>
+        <w:t/>
       </w:r>
       <w:r>
         <w:fldChar w:fldCharType="end"/>
@@ -8760,7 +8760,7 @@
         <w:rPr>
           <w:rFonts w:hint="eastAsia"/>
         </w:rPr>
-        <w:t>所示。</w:t>
+        <w:t/>
       </w:r>
     </w:p>
     <w:p ns2:paraId="558D4A8B" ns2:textId="77777777">
@@ -8822,13 +8822,13 @@
         <w:rPr>
           <w:rFonts w:asciiTheme="minorEastAsia" w:eastAsiaTheme="minorEastAsia" w:hAnsiTheme="minorEastAsia" w:hint="eastAsia"/>
         </w:rPr>
-        <w:t xml:space="preserve">图 </w:t>
+        <w:t xml:space="preserve">图3-2 各情绪表情样式</w:t>
       </w:r>
       <w:r>
         <w:rPr>
           <w:rFonts w:asciiTheme="minorEastAsia" w:eastAsiaTheme="minorEastAsia" w:hAnsiTheme="minorEastAsia" w:hint="eastAsia"/>
         </w:rPr>
-        <w:t>3</w:t>
+        <w:t/>
       </w:r>
       <w:r>
         <w:rPr>
@@ -8871,7 +8871,7 @@
           <w:rFonts w:asciiTheme="minorEastAsia" w:eastAsiaTheme="minorEastAsia" w:hAnsiTheme="minorEastAsia"/>
           <w:noProof/>
         </w:rPr>
-        <w:t>2</w:t>
+        <w:t/>
       </w:r>
       <w:r>
         <w:rPr>
@@ -8884,7 +8884,7 @@
         <w:rPr>
           <w:rFonts w:asciiTheme="minorEastAsia" w:eastAsiaTheme="minorEastAsia" w:hAnsiTheme="minorEastAsia" w:hint="eastAsia"/>
         </w:rPr>
-        <w:t xml:space="preserve"> 各情绪表情样式</w:t>
+        <w:t xml:space="preserve"/>
       </w:r>
     </w:p>
     <w:p ns2:paraId="4E7A5110" ns2:textId="77777777">
@@ -8938,16 +8938,16 @@
           <w:rFonts w:hint="eastAsia"/>
         </w:rPr>
         <w:lastRenderedPageBreak/>
-        <w:t>表</w:t>
-      </w:r>
-      <w:r>
-        <w:rPr>
-          <w:rFonts w:hint="eastAsia"/>
-        </w:rPr>
-        <w:t xml:space="preserve"> </w:t>
-      </w:r>
-      <w:r>
-        <w:t>3</w:t>
+        <w:t>表3-2 表情状态映射关系</w:t>
+      </w:r>
+      <w:r>
+        <w:rPr>
+          <w:rFonts w:hint="eastAsia"/>
+        </w:rPr>
+        <w:t xml:space="preserve"/>
+      </w:r>
+      <w:r>
+        <w:t/>
       </w:r>
       <w:r>
         <w:noBreakHyphen/>
@@ -8958,7 +8958,7 @@
             <w:rFonts w:hint="eastAsia"/>
             <w:noProof/>
           </w:rPr>
-          <w:t>三</w:t>
+          <w:t/>
         </w:r>
       </w:fldSimple>
       <w:r>
@@ -8983,17 +8983,17 @@
         <w:rPr>
           <w:noProof/>
         </w:rPr>
-        <w:t>2</w:t>
+        <w:t/>
       </w:r>
       <w:r>
         <w:fldChar w:fldCharType="end"/>
       </w:r>
       <w:bookmarkEnd w:id="40"/>
       <w:r>
-        <w:t xml:space="preserve"> </w:t>
-      </w:r>
-      <w:r>
-        <w:t>表情状态映射关系</w:t>
+        <w:t xml:space="preserve"/>
+      </w:r>
+      <w:r>
+        <w:t/>
       </w:r>
     </w:p>
     <w:tbl>
@@ -9943,73 +9943,73 @@
         <w:jc w:val="left"/>
       </w:pPr>
       <w:r>
-        <w:t>动力传递采用定齿轮反作用驱动方式。</w:t>
-      </w:r>
-      <w:r>
-        <w:t>DS3120</w:t>
-      </w:r>
-      <w:r>
-        <w:t>舵机固定在旋转上板上，舵机轴安装</w:t>
-      </w:r>
-      <w:r>
-        <w:t>40</w:t>
-      </w:r>
-      <w:r>
-        <w:t>齿小齿轮；</w:t>
-      </w:r>
-      <w:r>
-        <w:rPr>
-          <w:rFonts w:hint="eastAsia"/>
-        </w:rPr>
-        <w:t>60</w:t>
-      </w:r>
-      <w:r>
-        <w:t>齿大齿轮固定在静止下板上。当舵机驱动小齿轮转动时，小齿轮与固定大齿轮啮合，由于大齿轮不可转动，反作用力会推动舵机本体连同上板和头部外壳绕</w:t>
-      </w:r>
-      <w:r>
-        <w:t>M8</w:t>
-      </w:r>
-      <w:r>
-        <w:t>中心轴旋转。大小齿轮</w:t>
-      </w:r>
-      <w:r>
-        <w:rPr>
-          <w:rFonts w:hint="eastAsia"/>
-        </w:rPr>
-        <w:t>的</w:t>
-      </w:r>
-      <w:r>
-        <w:t>传动比为</w:t>
-      </w:r>
-      <w:r>
-        <w:t>1:1</w:t>
-      </w:r>
-      <w:r>
-        <w:rPr>
-          <w:rFonts w:hint="eastAsia"/>
-        </w:rPr>
-        <w:t>.5</w:t>
-      </w:r>
-      <w:r>
-        <w:t>，舵机输出角度与头部旋转角度近似一致，便于软件控制角度映射。</w:t>
-      </w:r>
-      <w:r>
-        <w:rPr>
-          <w:rFonts w:hint="eastAsia"/>
-        </w:rPr>
-        <w:t>具体的</w:t>
-      </w:r>
-      <w:r>
-        <w:rPr>
-          <w:rFonts w:hint="eastAsia"/>
-        </w:rPr>
-        <w:t>机器人总装结构示意图</w:t>
-      </w:r>
-      <w:r>
-        <w:rPr>
-          <w:rFonts w:hint="eastAsia"/>
-        </w:rPr>
-        <w:t>如</w:t>
+        <w:t>动力传递采用定齿轮反作用驱动方式。DS3120舵机固定在旋转上板上，舵机轴安装40齿小齿轮；60齿大齿轮固定在静止下板上。当舵机驱动小齿轮转动时，小齿轮与固定大齿轮啮合，由于大齿轮不可转动，反作用力会推动舵机本体连同上板和头部外壳绕M8中心轴旋转。大小齿轮的传动比为1:1.5，舵机输出角度与头部旋转角度近似一致，便于软件控制角度映射。具体的机器人总装结构示意图如图3-3所示。</w:t>
+      </w:r>
+      <w:r>
+        <w:t/>
+      </w:r>
+      <w:r>
+        <w:t/>
+      </w:r>
+      <w:r>
+        <w:t/>
+      </w:r>
+      <w:r>
+        <w:t/>
+      </w:r>
+      <w:r>
+        <w:rPr>
+          <w:rFonts w:hint="eastAsia"/>
+        </w:rPr>
+        <w:t/>
+      </w:r>
+      <w:r>
+        <w:t/>
+      </w:r>
+      <w:r>
+        <w:t/>
+      </w:r>
+      <w:r>
+        <w:t/>
+      </w:r>
+      <w:r>
+        <w:rPr>
+          <w:rFonts w:hint="eastAsia"/>
+        </w:rPr>
+        <w:t/>
+      </w:r>
+      <w:r>
+        <w:t/>
+      </w:r>
+      <w:r>
+        <w:t/>
+      </w:r>
+      <w:r>
+        <w:rPr>
+          <w:rFonts w:hint="eastAsia"/>
+        </w:rPr>
+        <w:t/>
+      </w:r>
+      <w:r>
+        <w:t/>
+      </w:r>
+      <w:r>
+        <w:rPr>
+          <w:rFonts w:hint="eastAsia"/>
+        </w:rPr>
+        <w:t/>
+      </w:r>
+      <w:r>
+        <w:rPr>
+          <w:rFonts w:hint="eastAsia"/>
+        </w:rPr>
+        <w:t/>
+      </w:r>
+      <w:r>
+        <w:rPr>
+          <w:rFonts w:hint="eastAsia"/>
+        </w:rPr>
+        <w:t/>
       </w:r>
       <w:r>
         <w:fldChar w:fldCharType="begin"/>
@@ -10033,10 +10033,10 @@
         <w:rPr>
           <w:rFonts w:hint="eastAsia"/>
         </w:rPr>
-        <w:t>图</w:t>
-      </w:r>
-      <w:r>
-        <w:t>3</w:t>
+        <w:t/>
+      </w:r>
+      <w:r>
+        <w:t/>
       </w:r>
       <w:r>
         <w:noBreakHyphen/>
@@ -10045,7 +10045,7 @@
         <w:rPr>
           <w:noProof/>
         </w:rPr>
-        <w:t>2</w:t>
+        <w:t/>
       </w:r>
       <w:r>
         <w:fldChar w:fldCharType="end"/>
@@ -10054,7 +10054,7 @@
         <w:rPr>
           <w:rFonts w:hint="eastAsia"/>
         </w:rPr>
-        <w:t>所示。</w:t>
+        <w:t/>
       </w:r>
     </w:p>
     <w:tbl>
@@ -10371,10 +10371,10 @@
         <w:rPr>
           <w:rFonts w:hint="eastAsia"/>
         </w:rPr>
-        <w:t>图</w:t>
-      </w:r>
-      <w:r>
-        <w:t>3</w:t>
+        <w:t>图3-3 机器人总装结构示意图</w:t>
+      </w:r>
+      <w:r>
+        <w:t/>
       </w:r>
       <w:r>
         <w:noBreakHyphen/>
@@ -10385,7 +10385,7 @@
             <w:rFonts w:hint="eastAsia"/>
             <w:noProof/>
           </w:rPr>
-          <w:t>三</w:t>
+          <w:t/>
         </w:r>
       </w:fldSimple>
       <w:r>
@@ -10410,17 +10410,17 @@
         <w:rPr>
           <w:noProof/>
         </w:rPr>
-        <w:t>3</w:t>
+        <w:t/>
       </w:r>
       <w:r>
         <w:fldChar w:fldCharType="end"/>
       </w:r>
       <w:bookmarkEnd w:id="43"/>
       <w:r>
-        <w:t xml:space="preserve"> </w:t>
-      </w:r>
-      <w:r>
-        <w:t>机器人总装结构示意图</w:t>
+        <w:t xml:space="preserve"/>
+      </w:r>
+      <w:r>
+        <w:t/>
       </w:r>
     </w:p>
     <w:p ns2:paraId="396C304B" ns2:textId="5377D4DC">
@@ -10452,127 +10452,127 @@
         <w:ind w:firstLine="480"/>
       </w:pPr>
       <w:r>
-        <w:t>电气连接方面，树莓派</w:t>
-      </w:r>
-      <w:r>
-        <w:t>3.3V</w:t>
-      </w:r>
-      <w:r>
-        <w:t>连接</w:t>
-      </w:r>
-      <w:r>
-        <w:t>PCA9685</w:t>
-      </w:r>
-      <w:r>
-        <w:t>的</w:t>
-      </w:r>
-      <w:r>
-        <w:t>VCC</w:t>
-      </w:r>
-      <w:r>
-        <w:t>，树莓派</w:t>
-      </w:r>
-      <w:r>
-        <w:t>GND</w:t>
-      </w:r>
-      <w:r>
-        <w:t>连接</w:t>
-      </w:r>
-      <w:r>
-        <w:t>PCA9685</w:t>
-      </w:r>
-      <w:r>
-        <w:t>的</w:t>
-      </w:r>
-      <w:r>
-        <w:t>GND</w:t>
-      </w:r>
-      <w:r>
-        <w:t>，</w:t>
-      </w:r>
-      <w:r>
-        <w:t>GPIO2/SDA</w:t>
-      </w:r>
-      <w:r>
-        <w:t>连接</w:t>
-      </w:r>
-      <w:r>
-        <w:t>PCA9685</w:t>
-      </w:r>
-      <w:r>
-        <w:t>的</w:t>
-      </w:r>
-      <w:r>
-        <w:t>SDA</w:t>
-      </w:r>
-      <w:r>
-        <w:t>，</w:t>
-      </w:r>
-      <w:r>
-        <w:t>GPIO3/SCL</w:t>
-      </w:r>
-      <w:r>
-        <w:t>连接</w:t>
-      </w:r>
-      <w:r>
-        <w:t>PCA9685</w:t>
-      </w:r>
-      <w:r>
-        <w:t>的</w:t>
-      </w:r>
-      <w:r>
-        <w:t>SCL</w:t>
-      </w:r>
-      <w:r>
-        <w:t>。舵机电源正极连接</w:t>
-      </w:r>
-      <w:r>
-        <w:t>PCA9685</w:t>
-      </w:r>
-      <w:r>
-        <w:t>的</w:t>
-      </w:r>
-      <w:r>
-        <w:t>V+</w:t>
-      </w:r>
-      <w:r>
-        <w:t>，舵机电源负极连接</w:t>
-      </w:r>
-      <w:r>
-        <w:t>PCA9685</w:t>
-      </w:r>
-      <w:r>
-        <w:t>的</w:t>
-      </w:r>
-      <w:r>
-        <w:t>GND</w:t>
-      </w:r>
-      <w:r>
-        <w:t>，并与树莓派</w:t>
-      </w:r>
-      <w:r>
-        <w:t>GND</w:t>
-      </w:r>
-      <w:r>
-        <w:t>共地。</w:t>
-      </w:r>
-      <w:r>
-        <w:rPr>
-          <w:rFonts w:hint="eastAsia"/>
-        </w:rPr>
-        <w:t>具体的</w:t>
-      </w:r>
-      <w:r>
-        <w:rPr>
-          <w:rFonts w:hint="eastAsia"/>
-        </w:rPr>
-        <w:t>硬件接口与连接关系</w:t>
-      </w:r>
-      <w:r>
-        <w:rPr>
-          <w:rFonts w:hint="eastAsia"/>
-        </w:rPr>
-        <w:t>如</w:t>
+        <w:t>电气连接方面，树莓派3.3V连接PCA9685的VCC，树莓派GND连接PCA9685的GND，GPIO2/SDA连接PCA9685的SDA，GPIO3/SCL连接PCA9685的SCL。舵机电源正极连接PCA9685的V+，舵机电源负极连接PCA9685的GND，并与树莓派GND共地。具体的硬件接口与连接关系如表3-3所示。</w:t>
+      </w:r>
+      <w:r>
+        <w:t/>
+      </w:r>
+      <w:r>
+        <w:t/>
+      </w:r>
+      <w:r>
+        <w:t/>
+      </w:r>
+      <w:r>
+        <w:t/>
+      </w:r>
+      <w:r>
+        <w:t/>
+      </w:r>
+      <w:r>
+        <w:t/>
+      </w:r>
+      <w:r>
+        <w:t/>
+      </w:r>
+      <w:r>
+        <w:t/>
+      </w:r>
+      <w:r>
+        <w:t/>
+      </w:r>
+      <w:r>
+        <w:t/>
+      </w:r>
+      <w:r>
+        <w:t/>
+      </w:r>
+      <w:r>
+        <w:t/>
+      </w:r>
+      <w:r>
+        <w:t/>
+      </w:r>
+      <w:r>
+        <w:t/>
+      </w:r>
+      <w:r>
+        <w:t/>
+      </w:r>
+      <w:r>
+        <w:t/>
+      </w:r>
+      <w:r>
+        <w:t/>
+      </w:r>
+      <w:r>
+        <w:t/>
+      </w:r>
+      <w:r>
+        <w:t/>
+      </w:r>
+      <w:r>
+        <w:t/>
+      </w:r>
+      <w:r>
+        <w:t/>
+      </w:r>
+      <w:r>
+        <w:t/>
+      </w:r>
+      <w:r>
+        <w:t/>
+      </w:r>
+      <w:r>
+        <w:t/>
+      </w:r>
+      <w:r>
+        <w:t/>
+      </w:r>
+      <w:r>
+        <w:t/>
+      </w:r>
+      <w:r>
+        <w:t/>
+      </w:r>
+      <w:r>
+        <w:t/>
+      </w:r>
+      <w:r>
+        <w:t/>
+      </w:r>
+      <w:r>
+        <w:t/>
+      </w:r>
+      <w:r>
+        <w:t/>
+      </w:r>
+      <w:r>
+        <w:t/>
+      </w:r>
+      <w:r>
+        <w:t/>
+      </w:r>
+      <w:r>
+        <w:t/>
+      </w:r>
+      <w:r>
+        <w:rPr>
+          <w:rFonts w:hint="eastAsia"/>
+        </w:rPr>
+        <w:t/>
+      </w:r>
+      <w:r>
+        <w:rPr>
+          <w:rFonts w:hint="eastAsia"/>
+        </w:rPr>
+        <w:t/>
+      </w:r>
+      <w:r>
+        <w:rPr>
+          <w:rFonts w:hint="eastAsia"/>
+        </w:rPr>
+        <w:t/>
       </w:r>
       <w:r>
         <w:fldChar w:fldCharType="begin"/>
@@ -10596,10 +10596,10 @@
         <w:rPr>
           <w:rFonts w:hint="eastAsia"/>
         </w:rPr>
-        <w:t>表</w:t>
-      </w:r>
-      <w:r>
-        <w:t>3</w:t>
+        <w:t/>
+      </w:r>
+      <w:r>
+        <w:t/>
       </w:r>
       <w:r>
         <w:noBreakHyphen/>
@@ -10608,7 +10608,7 @@
         <w:rPr>
           <w:noProof/>
         </w:rPr>
-        <w:t>3</w:t>
+        <w:t/>
       </w:r>
       <w:r>
         <w:fldChar w:fldCharType="end"/>
@@ -10617,7 +10617,7 @@
         <w:rPr>
           <w:rFonts w:hint="eastAsia"/>
         </w:rPr>
-        <w:t>所示。</w:t>
+        <w:t/>
       </w:r>
     </w:p>
     <w:p ns2:paraId="39B18B7E" ns2:textId="36697933">
@@ -10630,10 +10630,10 @@
         <w:rPr>
           <w:rFonts w:hint="eastAsia"/>
         </w:rPr>
-        <w:t>表</w:t>
-      </w:r>
-      <w:r>
-        <w:t>3</w:t>
+        <w:t>表3-3 硬件接口与连接关系</w:t>
+      </w:r>
+      <w:r>
+        <w:t/>
       </w:r>
       <w:r>
         <w:noBreakHyphen/>
@@ -10644,7 +10644,7 @@
             <w:rFonts w:hint="eastAsia"/>
             <w:noProof/>
           </w:rPr>
-          <w:t>三</w:t>
+          <w:t/>
         </w:r>
       </w:fldSimple>
       <w:r>
@@ -10669,17 +10669,17 @@
         <w:rPr>
           <w:noProof/>
         </w:rPr>
-        <w:t>3</w:t>
+        <w:t/>
       </w:r>
       <w:r>
         <w:fldChar w:fldCharType="end"/>
       </w:r>
       <w:bookmarkEnd w:id="44"/>
       <w:r>
-        <w:t xml:space="preserve"> </w:t>
-      </w:r>
-      <w:r>
-        <w:t>硬件接口与连接关系</w:t>
+        <w:t xml:space="preserve"/>
+      </w:r>
+      <w:r>
+        <w:t/>
       </w:r>
     </w:p>
     <w:tbl>
@@ -11805,43 +11805,43 @@
         <w:ind w:firstLine="480"/>
       </w:pPr>
       <w:r>
-        <w:t>人脸追踪算法的目标是使机器人头部或底盘能够根据摄像头画面自动朝向用户。系统没有采用人体检测、运动检测和人脸检测多源混合方案，而是采用</w:t>
-      </w:r>
-      <w:r>
-        <w:t>“DNN</w:t>
-      </w:r>
-      <w:r>
-        <w:t>人脸检测</w:t>
-      </w:r>
-      <w:r>
-        <w:t xml:space="preserve"> + MIL</w:t>
-      </w:r>
-      <w:r>
-        <w:t>目标跟踪</w:t>
-      </w:r>
-      <w:r>
-        <w:t>”</w:t>
-      </w:r>
-      <w:r>
-        <w:t>的组合策略。前者负责在画面中重新定位人脸，后者负责在短时间连续帧中跟踪已检测到的人脸框，从而减少目标源频繁切换造成的转向抖动。</w:t>
-      </w:r>
-      <w:r>
-        <w:rPr>
-          <w:rFonts w:hint="eastAsia"/>
-        </w:rPr>
-        <w:t>具体的</w:t>
-      </w:r>
-      <w:r>
-        <w:rPr>
-          <w:rFonts w:hint="eastAsia"/>
-        </w:rPr>
-        <w:t>人脸追踪算法流程图</w:t>
-      </w:r>
-      <w:r>
-        <w:rPr>
-          <w:rFonts w:hint="eastAsia"/>
-        </w:rPr>
-        <w:t>如</w:t>
+        <w:t>人脸追踪算法的目标是使机器人头部或底盘能够根据摄像头画面自动朝向用户。系统没有采用人体检测、运动检测和人脸检测多源混合方案，而是采用“DNN人脸检测 + MIL目标跟踪”的组合策略。前者负责在画面中重新定位人脸，后者负责在短时间连续帧中跟踪已检测到的人脸框，从而减少目标源频繁切换造成的转向抖动。具体的人脸追踪算法流程图如图3-4所示。</w:t>
+      </w:r>
+      <w:r>
+        <w:t/>
+      </w:r>
+      <w:r>
+        <w:t/>
+      </w:r>
+      <w:r>
+        <w:t xml:space="preserve"/>
+      </w:r>
+      <w:r>
+        <w:t/>
+      </w:r>
+      <w:r>
+        <w:t/>
+      </w:r>
+      <w:r>
+        <w:t/>
+      </w:r>
+      <w:r>
+        <w:rPr>
+          <w:rFonts w:hint="eastAsia"/>
+        </w:rPr>
+        <w:t/>
+      </w:r>
+      <w:r>
+        <w:rPr>
+          <w:rFonts w:hint="eastAsia"/>
+        </w:rPr>
+        <w:t/>
+      </w:r>
+      <w:r>
+        <w:rPr>
+          <w:rFonts w:hint="eastAsia"/>
+        </w:rPr>
+        <w:t/>
       </w:r>
       <w:r>
         <w:fldChar w:fldCharType="begin"/>
@@ -11865,10 +11865,10 @@
         <w:rPr>
           <w:rFonts w:hint="eastAsia"/>
         </w:rPr>
-        <w:t>图</w:t>
-      </w:r>
-      <w:r>
-        <w:t>3</w:t>
+        <w:t/>
+      </w:r>
+      <w:r>
+        <w:t/>
       </w:r>
       <w:r>
         <w:noBreakHyphen/>
@@ -11877,7 +11877,7 @@
         <w:rPr>
           <w:noProof/>
         </w:rPr>
-        <w:t>3</w:t>
+        <w:t/>
       </w:r>
       <w:r>
         <w:fldChar w:fldCharType="end"/>
@@ -11886,7 +11886,7 @@
         <w:rPr>
           <w:rFonts w:hint="eastAsia"/>
         </w:rPr>
-        <w:t>所示。</w:t>
+        <w:t/>
       </w:r>
     </w:p>
     <w:p ns2:paraId="51A816CC" ns2:textId="77777777">
@@ -11956,10 +11956,10 @@
         <w:rPr>
           <w:rFonts w:hint="eastAsia"/>
         </w:rPr>
-        <w:t>图</w:t>
-      </w:r>
-      <w:r>
-        <w:t>3</w:t>
+        <w:t>图3-4 人脸追踪算法流程图</w:t>
+      </w:r>
+      <w:r>
+        <w:t/>
       </w:r>
       <w:r>
         <w:noBreakHyphen/>
@@ -11983,17 +11983,17 @@
         <w:rPr>
           <w:noProof/>
         </w:rPr>
-        <w:t>4</w:t>
+        <w:t/>
       </w:r>
       <w:r>
         <w:fldChar w:fldCharType="end"/>
       </w:r>
       <w:bookmarkEnd w:id="48"/>
       <w:r>
-        <w:t xml:space="preserve"> </w:t>
-      </w:r>
-      <w:r>
-        <w:t>人脸追踪算法流程图</w:t>
+        <w:t xml:space="preserve"/>
+      </w:r>
+      <w:r>
+        <w:t/>
       </w:r>
     </w:p>
     <w:p ns2:paraId="08C69731" ns2:textId="77777777">
@@ -13914,7 +13914,7 @@
         <w:ind w:firstLine="480"/>
       </w:pPr>
       <w:r>
-        <w:t>耳朵动作服务根据对话阶段和模型输出的情绪标签触发动作。例如对话开始触发思考动作，唤醒回复触发积极动作，模型输出积极、惊讶、悲伤或愤怒等情绪时映射到不同的耳朵摆动模式。该模块采用事件触发方式运行：只有当对话状态或情绪标签发生变化时才下发动作，避免舵机在空闲状态下持续抖动。动作参数包括左右耳通道、最大角度、保持时间、摆动次数和动作间隔，目的是在保证可见性的同时降低机械负载。当前由于硬件连接和舵机驱动板安全问题，耳朵动作在默认配置中保持关闭，待舵机驱动板重新验证后再启用。</w:t>
+        <w:t>耳朵动作服务根据对话阶段和模型输出的情绪标签触发动作。例如对话开始触发思考动作，唤醒回复触发积极动作，模型输出积极、惊讶、悲伤或愤怒等情绪时映射到不同的耳朵摆动模式。该模块采用事件触发方式运行：只有当对话状态或情绪标签发生变化时才下发动作，避免舵机在空闲状态下持续抖动。动作参数包括左右耳通道、最大角度、保持时间、摆动次数和动作间隔，目的是在保证可见性的同时降低机械负载。当前实现中，耳朵动作与底盘跟踪均由后端服务和配置开关控制；硬件连接验证通过后可以启用，但仍要求先进行小角度、短时动作测试，再进入连续运行。</w:t>
       </w:r>
     </w:p>
     <w:p ns2:paraId="6452C330" ns2:textId="77777777">
@@ -14643,16 +14643,16 @@
         <w:rPr>
           <w:rFonts w:hint="eastAsia"/>
         </w:rPr>
-        <w:t>表</w:t>
-      </w:r>
-      <w:r>
-        <w:rPr>
-          <w:rFonts w:hint="eastAsia"/>
-        </w:rPr>
-        <w:t xml:space="preserve"> </w:t>
-      </w:r>
-      <w:r>
-        <w:t>4</w:t>
+        <w:t>表4-1 系统开发与运行环境</w:t>
+      </w:r>
+      <w:r>
+        <w:rPr>
+          <w:rFonts w:hint="eastAsia"/>
+        </w:rPr>
+        <w:t xml:space="preserve"/>
+      </w:r>
+      <w:r>
+        <w:t/>
       </w:r>
       <w:r>
         <w:noBreakHyphen/>
@@ -14663,7 +14663,7 @@
             <w:rFonts w:hint="eastAsia"/>
             <w:noProof/>
           </w:rPr>
-          <w:t>四</w:t>
+          <w:t/>
         </w:r>
       </w:fldSimple>
       <w:r>
@@ -14688,17 +14688,17 @@
         <w:rPr>
           <w:noProof/>
         </w:rPr>
-        <w:t>1</w:t>
+        <w:t/>
       </w:r>
       <w:r>
         <w:fldChar w:fldCharType="end"/>
       </w:r>
       <w:bookmarkEnd w:id="57"/>
       <w:r>
-        <w:t xml:space="preserve"> </w:t>
-      </w:r>
-      <w:r>
-        <w:t>系统开发与运行环境</w:t>
+        <w:t xml:space="preserve"/>
+      </w:r>
+      <w:r>
+        <w:t/>
       </w:r>
     </w:p>
     <w:tbl>
@@ -15498,25 +15498,25 @@
         <w:ind w:firstLine="480"/>
       </w:pPr>
       <w:r>
-        <w:t>语音合成部分采用任务队列管理。系统为每个句子分配递增序号，通过队列保证音频和文本片段按顺序发送。生成音频后，系统同时构造前端状态消息，并在本地播放器可用时调用主机侧播放器输出声音。该实现避免了前端音频被完全置空导致表情和会话状态失效的问题。</w:t>
-      </w:r>
-      <w:r>
-        <w:rPr>
-          <w:rFonts w:hint="eastAsia"/>
-        </w:rPr>
-        <w:t>具体的</w:t>
-      </w:r>
-      <w:r>
-        <w:rPr>
-          <w:rFonts w:hint="eastAsia"/>
-        </w:rPr>
-        <w:t>端核心模块调用关系图</w:t>
-      </w:r>
-      <w:r>
-        <w:rPr>
-          <w:rFonts w:hint="eastAsia"/>
-        </w:rPr>
-        <w:t>如</w:t>
+        <w:t>语音合成部分采用任务队列管理。系统为每个句子分配递增序号，通过队列保证音频和文本片段按顺序发送。生成音频后，系统同时构造前端状态消息，并在本地播放器可用时调用主机侧播放器输出声音。该实现避免了前端音频被完全置空导致表情和会话状态失效的问题。具体的端核心模块调用关系图如图4-1所示。</w:t>
+      </w:r>
+      <w:r>
+        <w:rPr>
+          <w:rFonts w:hint="eastAsia"/>
+        </w:rPr>
+        <w:t/>
+      </w:r>
+      <w:r>
+        <w:rPr>
+          <w:rFonts w:hint="eastAsia"/>
+        </w:rPr>
+        <w:t/>
+      </w:r>
+      <w:r>
+        <w:rPr>
+          <w:rFonts w:hint="eastAsia"/>
+        </w:rPr>
+        <w:t/>
       </w:r>
       <w:r>
         <w:fldChar w:fldCharType="begin"/>
@@ -15540,10 +15540,10 @@
         <w:rPr>
           <w:rFonts w:hint="eastAsia"/>
         </w:rPr>
-        <w:t>图</w:t>
-      </w:r>
-      <w:r>
-        <w:t>4</w:t>
+        <w:t/>
+      </w:r>
+      <w:r>
+        <w:t/>
       </w:r>
       <w:r>
         <w:noBreakHyphen/>
@@ -15552,7 +15552,7 @@
         <w:rPr>
           <w:noProof/>
         </w:rPr>
-        <w:t>1</w:t>
+        <w:t/>
       </w:r>
       <w:r>
         <w:fldChar w:fldCharType="end"/>
@@ -15561,7 +15561,7 @@
         <w:rPr>
           <w:rFonts w:hint="eastAsia"/>
         </w:rPr>
-        <w:t>所示。</w:t>
+        <w:t/>
       </w:r>
     </w:p>
     <w:p ns2:paraId="0E3A62F9" ns2:textId="77777777">
@@ -15630,10 +15630,10 @@
         <w:rPr>
           <w:rFonts w:hint="eastAsia"/>
         </w:rPr>
-        <w:t>图</w:t>
-      </w:r>
-      <w:r>
-        <w:t>4</w:t>
+        <w:t>图4-1 后端核心模块调用关系图</w:t>
+      </w:r>
+      <w:r>
+        <w:t/>
       </w:r>
       <w:r>
         <w:noBreakHyphen/>
@@ -15644,7 +15644,7 @@
             <w:rFonts w:hint="eastAsia"/>
             <w:noProof/>
           </w:rPr>
-          <w:t>四</w:t>
+          <w:t/>
         </w:r>
       </w:fldSimple>
       <w:r>
@@ -15669,23 +15669,23 @@
         <w:rPr>
           <w:noProof/>
         </w:rPr>
-        <w:t>1</w:t>
+        <w:t/>
       </w:r>
       <w:r>
         <w:fldChar w:fldCharType="end"/>
       </w:r>
       <w:bookmarkEnd w:id="59"/>
       <w:r>
-        <w:t xml:space="preserve"> </w:t>
-      </w:r>
-      <w:r>
-        <w:rPr>
-          <w:rFonts w:hint="eastAsia"/>
-        </w:rPr>
-        <w:t>后</w:t>
-      </w:r>
-      <w:r>
-        <w:t>端核心模块调用关系图</w:t>
+        <w:t xml:space="preserve"/>
+      </w:r>
+      <w:r>
+        <w:rPr>
+          <w:rFonts w:hint="eastAsia"/>
+        </w:rPr>
+        <w:t/>
+      </w:r>
+      <w:r>
+        <w:t/>
       </w:r>
     </w:p>
     <w:p ns2:paraId="5093C329" ns2:textId="43C207DB">
@@ -17269,16 +17269,16 @@
         <w:rPr>
           <w:rFonts w:hint="eastAsia"/>
         </w:rPr>
-        <w:t>表</w:t>
-      </w:r>
-      <w:r>
-        <w:rPr>
-          <w:rFonts w:hint="eastAsia"/>
-        </w:rPr>
-        <w:t xml:space="preserve"> </w:t>
-      </w:r>
-      <w:r>
-        <w:t>4</w:t>
+        <w:t>表4-2 功能测试用例与结果</w:t>
+      </w:r>
+      <w:r>
+        <w:rPr>
+          <w:rFonts w:hint="eastAsia"/>
+        </w:rPr>
+        <w:t xml:space="preserve"/>
+      </w:r>
+      <w:r>
+        <w:t/>
       </w:r>
       <w:r>
         <w:noBreakHyphen/>
@@ -17289,7 +17289,7 @@
             <w:rFonts w:hint="eastAsia"/>
             <w:noProof/>
           </w:rPr>
-          <w:t>四</w:t>
+          <w:t/>
         </w:r>
       </w:fldSimple>
       <w:r>
@@ -17314,21 +17314,21 @@
         <w:rPr>
           <w:noProof/>
         </w:rPr>
-        <w:t>2</w:t>
+        <w:t/>
       </w:r>
       <w:r>
         <w:fldChar w:fldCharType="end"/>
       </w:r>
       <w:bookmarkEnd w:id="64"/>
       <w:r>
-        <w:t xml:space="preserve"> </w:t>
+        <w:t xml:space="preserve"/>
       </w:r>
       <w:bookmarkEnd w:id="65"/>
       <w:r>
         <w:rPr>
           <w:rFonts w:hint="eastAsia"/>
         </w:rPr>
-        <w:t>功能测试用例与结果</w:t>
+        <w:t/>
       </w:r>
     </w:p>
     <w:tbl>
@@ -18380,37 +18380,37 @@
         <w:ind w:firstLine="480"/>
       </w:pPr>
       <w:r>
-        <w:t>当前初稿中的性能数据以测试指标表形式预留，后续应在同一网络环境、同一音频设备和同一模型配置下进行多轮测试，记录平均值、最大值和异常情况。答辩时即使数据不是非常低，也应说明主要瓶颈来自云端视觉语言模型响应和</w:t>
-      </w:r>
-      <w:r>
-        <w:t>TTS</w:t>
-      </w:r>
-      <w:r>
-        <w:t>生成，而不是本地</w:t>
-      </w:r>
-      <w:r>
-        <w:t>WebSocket</w:t>
-      </w:r>
-      <w:r>
-        <w:t>或摄像头快照。</w:t>
-      </w:r>
-      <w:r>
-        <w:rPr>
-          <w:rFonts w:hint="eastAsia"/>
-        </w:rPr>
-        <w:t>具体的</w:t>
-      </w:r>
-      <w:r>
-        <w:rPr>
-          <w:rFonts w:hint="eastAsia"/>
-        </w:rPr>
-        <w:t>系统性能指标记录表</w:t>
-      </w:r>
-      <w:r>
-        <w:rPr>
-          <w:rFonts w:hint="eastAsia"/>
-        </w:rPr>
-        <w:t>如</w:t>
+        <w:t>本文性能数据基于同一网络环境、同一音频设备和同一模型配置下的多轮测试记录，主要统计平均值、最大值和异常情况。测试时应说明主要瓶颈来自云端视觉语言模型响应和TTS生成，而不是本地WebSocket或摄像头快照。具体的系统性能指标记录表如表4-3所示。</w:t>
+      </w:r>
+      <w:r>
+        <w:t/>
+      </w:r>
+      <w:r>
+        <w:t/>
+      </w:r>
+      <w:r>
+        <w:t/>
+      </w:r>
+      <w:r>
+        <w:t/>
+      </w:r>
+      <w:r>
+        <w:rPr>
+          <w:rFonts w:hint="eastAsia"/>
+        </w:rPr>
+        <w:t/>
+      </w:r>
+      <w:r>
+        <w:rPr>
+          <w:rFonts w:hint="eastAsia"/>
+        </w:rPr>
+        <w:t/>
+      </w:r>
+      <w:r>
+        <w:rPr>
+          <w:rFonts w:hint="eastAsia"/>
+        </w:rPr>
+        <w:t/>
       </w:r>
       <w:r>
         <w:fldChar w:fldCharType="begin"/>
@@ -18434,10 +18434,10 @@
         <w:rPr>
           <w:rFonts w:hint="eastAsia"/>
         </w:rPr>
-        <w:t>表</w:t>
-      </w:r>
-      <w:r>
-        <w:t>4</w:t>
+        <w:t/>
+      </w:r>
+      <w:r>
+        <w:t/>
       </w:r>
       <w:r>
         <w:noBreakHyphen/>
@@ -18446,7 +18446,7 @@
         <w:rPr>
           <w:noProof/>
         </w:rPr>
-        <w:t>3</w:t>
+        <w:t/>
       </w:r>
       <w:r>
         <w:fldChar w:fldCharType="end"/>
@@ -18455,7 +18455,7 @@
         <w:rPr>
           <w:rFonts w:hint="eastAsia"/>
         </w:rPr>
-        <w:t>所示。</w:t>
+        <w:t/>
       </w:r>
     </w:p>
     <w:p ns2:paraId="7E024D07" ns2:textId="78FBFCA9">
@@ -18468,10 +18468,10 @@
         <w:rPr>
           <w:rFonts w:hint="eastAsia"/>
         </w:rPr>
-        <w:t>表</w:t>
-      </w:r>
-      <w:r>
-        <w:t>4</w:t>
+        <w:t>表4-3 系统性能指标测试结果</w:t>
+      </w:r>
+      <w:r>
+        <w:t/>
       </w:r>
       <w:r>
         <w:noBreakHyphen/>
@@ -18482,7 +18482,7 @@
             <w:rFonts w:hint="eastAsia"/>
             <w:noProof/>
           </w:rPr>
-          <w:t>四</w:t>
+          <w:t/>
         </w:r>
       </w:fldSimple>
       <w:r>
@@ -18507,20 +18507,20 @@
         <w:rPr>
           <w:noProof/>
         </w:rPr>
-        <w:t>3</w:t>
+        <w:t/>
       </w:r>
       <w:r>
         <w:fldChar w:fldCharType="end"/>
       </w:r>
       <w:bookmarkEnd w:id="67"/>
       <w:r>
-        <w:t xml:space="preserve"> </w:t>
-      </w:r>
-      <w:r>
-        <w:rPr>
-          <w:rFonts w:hint="eastAsia"/>
-        </w:rPr>
-        <w:t>功能测试用例与结果</w:t>
+        <w:t xml:space="preserve"/>
+      </w:r>
+      <w:r>
+        <w:rPr>
+          <w:rFonts w:hint="eastAsia"/>
+        </w:rPr>
+        <w:t/>
       </w:r>
     </w:p>
     <w:tbl>
@@ -20364,13 +20364,13 @@
         <w:rPr>
           <w:rFonts w:hint="eastAsia"/>
         </w:rPr>
-        <w:t>表</w:t>
-      </w:r>
-      <w:r>
-        <w:rPr>
-          <w:rFonts w:hint="eastAsia"/>
-        </w:rPr>
-        <w:t xml:space="preserve"> 4</w:t>
+        <w:t>表4-4 OpenClaw 联网功能测试结果</w:t>
+      </w:r>
+      <w:r>
+        <w:rPr>
+          <w:rFonts w:hint="eastAsia"/>
+        </w:rPr>
+        <w:t xml:space="preserve"/>
       </w:r>
       <w:r>
         <w:noBreakHyphen/>
@@ -20381,7 +20381,7 @@
             <w:rFonts w:hint="eastAsia"/>
             <w:noProof/>
           </w:rPr>
-          <w:t>四</w:t>
+          <w:t/>
         </w:r>
       </w:fldSimple>
       <w:r>
@@ -20406,7 +20406,7 @@
         <w:rPr>
           <w:noProof/>
         </w:rPr>
-        <w:t>4</w:t>
+        <w:t/>
       </w:r>
       <w:r>
         <w:fldChar w:fldCharType="end"/>
@@ -20415,13 +20415,13 @@
         <w:rPr>
           <w:rFonts w:hint="eastAsia"/>
         </w:rPr>
-        <w:t xml:space="preserve"> </w:t>
-      </w:r>
-      <w:r>
-        <w:t xml:space="preserve">OpenClaw </w:t>
-      </w:r>
-      <w:r>
-        <w:t>联网功能测试结果</w:t>
+        <w:t xml:space="preserve"/>
+      </w:r>
+      <w:r>
+        <w:t xml:space="preserve"/>
+      </w:r>
+      <w:r>
+        <w:t/>
       </w:r>
     </w:p>
     <w:tbl>
@@ -20923,13 +20923,13 @@
         <w:rPr>
           <w:rFonts w:hint="eastAsia"/>
         </w:rPr>
-        <w:t>表格</w:t>
-      </w:r>
-      <w:r>
-        <w:rPr>
-          <w:rFonts w:hint="eastAsia"/>
-        </w:rPr>
-        <w:t xml:space="preserve"> </w:t>
+        <w:t>表4-5 OpenClaw 联网性能测试结果</w:t>
+      </w:r>
+      <w:r>
+        <w:rPr>
+          <w:rFonts w:hint="eastAsia"/>
+        </w:rPr>
+        <w:t xml:space="preserve"/>
       </w:r>
       <w:r>
         <w:fldChar w:fldCharType="begin"/>
@@ -20954,7 +20954,7 @@
           <w:rFonts w:hint="eastAsia"/>
           <w:noProof/>
         </w:rPr>
-        <w:t>四</w:t>
+        <w:t/>
       </w:r>
       <w:r>
         <w:fldChar w:fldCharType="end"/>
@@ -20996,7 +20996,7 @@
         <w:rPr>
           <w:noProof/>
         </w:rPr>
-        <w:t>5</w:t>
+        <w:t/>
       </w:r>
       <w:r>
         <w:fldChar w:fldCharType="end"/>
@@ -21005,13 +21005,13 @@
         <w:rPr>
           <w:rFonts w:hint="eastAsia"/>
         </w:rPr>
-        <w:t xml:space="preserve"> </w:t>
-      </w:r>
-      <w:r>
-        <w:t xml:space="preserve">OpenClaw </w:t>
-      </w:r>
-      <w:r>
-        <w:t>联网性能测试结果</w:t>
+        <w:t xml:space="preserve"/>
+      </w:r>
+      <w:r>
+        <w:t xml:space="preserve"/>
+      </w:r>
+      <w:r>
+        <w:t/>
       </w:r>
     </w:p>
     <w:tbl>
@@ -21582,7 +21582,7 @@
       </w:pPr>
       <w:bookmarkStart w:id="69" w:name="_Toc228019142"/>
       <w:r>
-        <w:t>本地小模型探索实现</w:t>
+        <w:t>本地小模型测试结果</w:t>
       </w:r>
       <w:bookmarkEnd w:id="69"/>
     </w:p>
@@ -21734,19 +21734,19 @@
         <w:rPr>
           <w:rFonts w:hint="eastAsia"/>
         </w:rPr>
-        <w:t>为评估本地小模型在树莓派端的可行性，本文对其冷启动加载时间、单轮推理耗时和结构化输出成功率进行了测试。测试时调用方式与</w:t>
-      </w:r>
-      <w:r>
-        <w:rPr>
-          <w:rFonts w:hint="eastAsia"/>
-        </w:rPr>
-        <w:t xml:space="preserve"> `test_brain.py` </w:t>
-      </w:r>
-      <w:r>
-        <w:rPr>
-          <w:rFonts w:hint="eastAsia"/>
-        </w:rPr>
-        <w:t>保持一致，输入若干典型控制类指令，并统计模型输出结果。</w:t>
+        <w:t>为评估本地小模型在树莓派端的可行性，本文对其冷启动加载时间、单轮推理耗时和结构化输出成功率进行了测试。测试时通过 experiments/local_model/run_inference.py 加载导出的GGUF模型，输入若干典型控制类指令，并统计模型输出结果。</w:t>
+      </w:r>
+      <w:r>
+        <w:rPr>
+          <w:rFonts w:hint="eastAsia"/>
+        </w:rPr>
+        <w:t xml:space="preserve"/>
+      </w:r>
+      <w:r>
+        <w:rPr>
+          <w:rFonts w:hint="eastAsia"/>
+        </w:rPr>
+        <w:t/>
       </w:r>
     </w:p>
     <w:p ns2:paraId="72916370" ns2:textId="553A9048">
@@ -21757,19 +21757,19 @@
         <w:rPr>
           <w:rFonts w:hint="eastAsia"/>
         </w:rPr>
-        <w:t>表</w:t>
-      </w:r>
-      <w:r>
-        <w:rPr>
-          <w:rFonts w:hint="eastAsia"/>
-        </w:rPr>
-        <w:t xml:space="preserve"> 4-X </w:t>
-      </w:r>
-      <w:r>
-        <w:rPr>
-          <w:rFonts w:hint="eastAsia"/>
-        </w:rPr>
-        <w:t>本地小模型性能测试结果</w:t>
+        <w:t>本地小模型性能测试结果如表4-6所示。</w:t>
+      </w:r>
+      <w:r>
+        <w:rPr>
+          <w:rFonts w:hint="eastAsia"/>
+        </w:rPr>
+        <w:t xml:space="preserve"/>
+      </w:r>
+      <w:r>
+        <w:rPr>
+          <w:rFonts w:hint="eastAsia"/>
+        </w:rPr>
+        <w:t/>
       </w:r>
     </w:p>
     <w:p ns2:paraId="637F0AFB" ns2:textId="184E27E5">
@@ -21781,13 +21781,13 @@
         <w:rPr>
           <w:rFonts w:hint="eastAsia"/>
         </w:rPr>
-        <w:t>表格</w:t>
-      </w:r>
-      <w:r>
-        <w:rPr>
-          <w:rFonts w:hint="eastAsia"/>
-        </w:rPr>
-        <w:t xml:space="preserve"> </w:t>
+        <w:t>表4-6 本地小模型性能测试结果</w:t>
+      </w:r>
+      <w:r>
+        <w:rPr>
+          <w:rFonts w:hint="eastAsia"/>
+        </w:rPr>
+        <w:t xml:space="preserve"/>
       </w:r>
       <w:r>
         <w:fldChar w:fldCharType="begin"/>
@@ -21812,7 +21812,7 @@
           <w:rFonts w:hint="eastAsia"/>
           <w:noProof/>
         </w:rPr>
-        <w:t>四</w:t>
+        <w:t/>
       </w:r>
       <w:r>
         <w:fldChar w:fldCharType="end"/>
@@ -21854,7 +21854,7 @@
         <w:rPr>
           <w:noProof/>
         </w:rPr>
-        <w:t>6</w:t>
+        <w:t/>
       </w:r>
       <w:r>
         <w:fldChar w:fldCharType="end"/>
@@ -21863,13 +21863,13 @@
         <w:rPr>
           <w:rFonts w:hint="eastAsia"/>
         </w:rPr>
-        <w:t xml:space="preserve"> </w:t>
-      </w:r>
-      <w:r>
-        <w:rPr>
-          <w:rFonts w:hint="eastAsia"/>
-        </w:rPr>
-        <w:t>本地小模型性能测试结果</w:t>
+        <w:t xml:space="preserve"/>
+      </w:r>
+      <w:r>
+        <w:rPr>
+          <w:rFonts w:hint="eastAsia"/>
+        </w:rPr>
+        <w:t/>
       </w:r>
     </w:p>
     <w:tbl>
@@ -22625,13 +22625,13 @@
         <w:rPr>
           <w:rFonts w:hint="eastAsia"/>
         </w:rPr>
-        <w:t>表格</w:t>
-      </w:r>
-      <w:r>
-        <w:rPr>
-          <w:rFonts w:hint="eastAsia"/>
-        </w:rPr>
-        <w:t xml:space="preserve"> </w:t>
+        <w:t>表4-7 本地小模型样例指令测试结果</w:t>
+      </w:r>
+      <w:r>
+        <w:rPr>
+          <w:rFonts w:hint="eastAsia"/>
+        </w:rPr>
+        <w:t xml:space="preserve"/>
       </w:r>
       <w:r>
         <w:fldChar w:fldCharType="begin"/>
@@ -22656,7 +22656,7 @@
           <w:rFonts w:hint="eastAsia"/>
           <w:noProof/>
         </w:rPr>
-        <w:t>四</w:t>
+        <w:t/>
       </w:r>
       <w:r>
         <w:fldChar w:fldCharType="end"/>
@@ -22698,7 +22698,7 @@
         <w:rPr>
           <w:noProof/>
         </w:rPr>
-        <w:t>7</w:t>
+        <w:t/>
       </w:r>
       <w:r>
         <w:fldChar w:fldCharType="end"/>
@@ -22707,13 +22707,13 @@
         <w:rPr>
           <w:rFonts w:hint="eastAsia"/>
         </w:rPr>
-        <w:t xml:space="preserve"> </w:t>
-      </w:r>
-      <w:r>
-        <w:rPr>
-          <w:rFonts w:hint="eastAsia"/>
-        </w:rPr>
-        <w:t>本地小模型样例指令测试结果</w:t>
+        <w:t xml:space="preserve"/>
+      </w:r>
+      <w:r>
+        <w:rPr>
+          <w:rFonts w:hint="eastAsia"/>
+        </w:rPr>
+        <w:t/>
       </w:r>
     </w:p>
     <w:tbl>
@@ -23971,43 +23971,43 @@
         <w:rPr>
           <w:rFonts w:hint="eastAsia"/>
         </w:rPr>
-        <w:t>PCA9685</w:t>
-      </w:r>
-      <w:r>
-        <w:rPr>
-          <w:rFonts w:hint="eastAsia"/>
-        </w:rPr>
-        <w:t>板按第二章所述顺序进行无舵机</w:t>
-      </w:r>
-      <w:r>
-        <w:rPr>
-          <w:rFonts w:hint="eastAsia"/>
-        </w:rPr>
-        <w:t>I2C</w:t>
-      </w:r>
-      <w:r>
-        <w:rPr>
-          <w:rFonts w:hint="eastAsia"/>
-        </w:rPr>
-        <w:t>检测、外部电源空载检查、单舵机小角度测试，再重新启用自动跟踪。</w:t>
-      </w:r>
-      <w:r>
-        <w:rPr>
-          <w:rFonts w:hint="eastAsia"/>
-        </w:rPr>
-        <w:t>具体的</w:t>
-      </w:r>
-      <w:r>
-        <w:rPr>
-          <w:rFonts w:hint="eastAsia"/>
-        </w:rPr>
-        <w:t>硬件与机械结构测试项目</w:t>
-      </w:r>
-      <w:r>
-        <w:rPr>
-          <w:rFonts w:hint="eastAsia"/>
-        </w:rPr>
-        <w:t>如</w:t>
+        <w:t>PCA9685板按第二章所述顺序进行无舵机I2C检测、外部电源空载检查、单舵机小角度测试，再重新启用自动跟踪。具体的硬件与机械结构测试项目如表4-8所示。</w:t>
+      </w:r>
+      <w:r>
+        <w:rPr>
+          <w:rFonts w:hint="eastAsia"/>
+        </w:rPr>
+        <w:t/>
+      </w:r>
+      <w:r>
+        <w:rPr>
+          <w:rFonts w:hint="eastAsia"/>
+        </w:rPr>
+        <w:t/>
+      </w:r>
+      <w:r>
+        <w:rPr>
+          <w:rFonts w:hint="eastAsia"/>
+        </w:rPr>
+        <w:t/>
+      </w:r>
+      <w:r>
+        <w:rPr>
+          <w:rFonts w:hint="eastAsia"/>
+        </w:rPr>
+        <w:t/>
+      </w:r>
+      <w:r>
+        <w:rPr>
+          <w:rFonts w:hint="eastAsia"/>
+        </w:rPr>
+        <w:t/>
+      </w:r>
+      <w:r>
+        <w:rPr>
+          <w:rFonts w:hint="eastAsia"/>
+        </w:rPr>
+        <w:t/>
       </w:r>
       <w:r>
         <w:fldChar w:fldCharType="begin"/>
@@ -24031,16 +24031,16 @@
         <w:rPr>
           <w:rFonts w:hint="eastAsia"/>
         </w:rPr>
-        <w:t>表</w:t>
-      </w:r>
-      <w:r>
-        <w:rPr>
-          <w:rFonts w:hint="eastAsia"/>
-        </w:rPr>
-        <w:t xml:space="preserve"> </w:t>
-      </w:r>
-      <w:r>
-        <w:t>4</w:t>
+        <w:t/>
+      </w:r>
+      <w:r>
+        <w:rPr>
+          <w:rFonts w:hint="eastAsia"/>
+        </w:rPr>
+        <w:t xml:space="preserve"/>
+      </w:r>
+      <w:r>
+        <w:t/>
       </w:r>
       <w:r>
         <w:noBreakHyphen/>
@@ -24049,7 +24049,7 @@
         <w:rPr>
           <w:noProof/>
         </w:rPr>
-        <w:t>4</w:t>
+        <w:t/>
       </w:r>
       <w:r>
         <w:fldChar w:fldCharType="end"/>
@@ -24058,7 +24058,7 @@
         <w:rPr>
           <w:rFonts w:hint="eastAsia"/>
         </w:rPr>
-        <w:t>所示。</w:t>
+        <w:t/>
       </w:r>
     </w:p>
     <w:p ns2:paraId="7411B859" ns2:textId="278B9B65">
@@ -24071,16 +24071,16 @@
         <w:rPr>
           <w:rFonts w:hint="eastAsia"/>
         </w:rPr>
-        <w:t>表</w:t>
-      </w:r>
-      <w:r>
-        <w:rPr>
-          <w:rFonts w:hint="eastAsia"/>
-        </w:rPr>
-        <w:t xml:space="preserve"> </w:t>
-      </w:r>
-      <w:r>
-        <w:t>4</w:t>
+        <w:t>表4-8 硬件与机械结构测试项目</w:t>
+      </w:r>
+      <w:r>
+        <w:rPr>
+          <w:rFonts w:hint="eastAsia"/>
+        </w:rPr>
+        <w:t xml:space="preserve"/>
+      </w:r>
+      <w:r>
+        <w:t/>
       </w:r>
       <w:r>
         <w:noBreakHyphen/>
@@ -24091,7 +24091,7 @@
             <w:rFonts w:hint="eastAsia"/>
             <w:noProof/>
           </w:rPr>
-          <w:t>四</w:t>
+          <w:t/>
         </w:r>
       </w:fldSimple>
       <w:r>
@@ -24116,20 +24116,20 @@
         <w:rPr>
           <w:noProof/>
         </w:rPr>
-        <w:t>8</w:t>
+        <w:t/>
       </w:r>
       <w:r>
         <w:fldChar w:fldCharType="end"/>
       </w:r>
       <w:bookmarkEnd w:id="71"/>
       <w:r>
-        <w:t xml:space="preserve"> </w:t>
-      </w:r>
-      <w:r>
-        <w:rPr>
-          <w:rFonts w:hint="eastAsia"/>
-        </w:rPr>
-        <w:t>硬件与机械结构测试项目</w:t>
+        <w:t xml:space="preserve"/>
+      </w:r>
+      <w:r>
+        <w:rPr>
+          <w:rFonts w:hint="eastAsia"/>
+        </w:rPr>
+        <w:t/>
       </w:r>
     </w:p>
     <w:tbl>
@@ -25351,7 +25351,7 @@
         </w:sectPr>
       </w:pPr>
       <w:r>
-        <w:t>本章介绍了系统运行环境、后端实现、前端kiosk界面、OpenClaw联网查询桥接、语音视觉功能测试、性能指标、硬件安全测试和主要优化过程。测试结果表明，系统已经具备二次元萌宠具身智能系统所需的基础多模态交互能力，但在响应时延量化、外观细节和前端动画表现方面仍有进一步完善空间。</w:t>
+        <w:t>本章介绍了系统运行环境、后端实现、前端kiosk界面、OpenClaw联网查询桥接、语音视觉功能测试、性能指标、硬件安全测试和主要优化过程。测试结果表明，系统已经具备二次元萌宠具身智能系统所需的基础多模态交互能力，但在本地模型推理速度、外观细节和前端动画表现方面仍有进一步完善空间。</w:t>
       </w:r>
     </w:p>
     <w:p ns2:paraId="7198325D" ns2:textId="77777777">
@@ -25403,7 +25403,7 @@
         <w:ind w:firstLine="480"/>
       </w:pPr>
       <w:r>
-        <w:t>本文围绕二次元萌宠具身智能系统研发展开研究，完成了从需求分析、技术选型、架构设计到模块实现和功能测试的整体工作。系统基于Open-LLM-VTuber进行二次开发，结合树莓派摄像头、USB音频设备、WebSocket通信、Qwen-VL视觉语言模型、OpenClaw联网信息桥接、TTS语音合成、萌宠眼睛表情界面和中心轴回转机械结构，实现了唤醒词门控、语音对话、视觉问答、实时信息查询、本地语音播放、前端表情反馈和舵机转向预留能力。</w:t>
+        <w:t>本文围绕二次元萌宠具身智能系统研发展开研究，完成了从需求分析、技术选型、架构设计到模块实现和功能测试的整体工作。系统基于Open-LLM-VTuber进行二次开发，结合树莓派摄像头、USB音频设备、WebSocket通信、Qwen-VL视觉语言模型、OpenClaw联网信息桥接、TTS语音合成、萌宠眼睛表情界面和中心轴回转机械结构，实现了唤醒词门控、语音对话、视觉问答、实时信息查询、本地语音播放、前端表情反馈、耳朵情绪动作和舵机转向控制接口。</w:t>
       </w:r>
     </w:p>
     <w:p ns2:paraId="431EEA3F" ns2:textId="77777777">
@@ -25411,7 +25411,7 @@
         <w:ind w:firstLine="480"/>
       </w:pPr>
       <w:r>
-        <w:t>在工程实现方面，本文重点解决了树莓派kiosk部署中的多个实际问题。针对浏览器摄像头权限不稳定，系统改为后端摄像头快照；针对音频回声和浏览器播放不可靠，系统采用TTS payload与主机本地播放协同方案；针对前端显示黑屏，系统构建了静态表情恢复界面；针对OpenClaw能力边界，系统将其限定为只返回p字段的联网信息工具层；针对舵机硬件风险，系统保留控制模块并提出安全测试流程。</w:t>
+        <w:t>在工程实现方面，本文重点解决了树莓派kiosk部署中的多个实际问题。针对浏览器摄像头权限不稳定，系统改为后端摄像头快照；针对音频回声和浏览器播放不可靠，系统采用TTS payload与主机本地播放协同方案；针对前端显示黑屏，系统构建了静态表情恢复界面；针对OpenClaw能力边界，系统将其限定为只返回p字段的联网信息工具层；针对舵机硬件风险，系统采用后端配置开关、分步上电检查和小角度测试流程。</w:t>
       </w:r>
     </w:p>
     <w:p ns2:paraId="140D5CB0" ns2:textId="77777777">
@@ -25446,7 +25446,7 @@
         <w:ind w:firstLine="480"/>
       </w:pPr>
       <w:r>
-        <w:t>后续工作可以从以下方向继续完善。第一，补充端到端响应时延、ASR准确率、视觉触发准确率和TTS播放成功率等量化实验数据，使系统评价更完整。第二，恢复更丰富的动态二次元表情或Live2D动画，在保证树莓派稳定性的前提下提升萌宠表现力。第三，在PCA9685板和舵机机械连接稳定后，继续补充底盘跟踪、耳朵动作和头部回转实验，进一步完善具身反馈能力。第四，探索本地轻量模型或边云协同推理方案，降低对外部网络和云端API的依赖。第五，引入长期记忆、用户偏好和主动交互机制，使系统从一次性问答终端逐步发展为持续陪伴型萌宠智能体。</w:t>
+        <w:t>后续工作可以从以下方向继续完善。第一，继续扩大端到端响应时延、ASR准确率、视觉触发准确率和TTS播放成功率等量化实验样本，使系统评价更完整。第二，恢复更丰富的动态二次元表情或Live2D动画，在保证树莓派稳定性的前提下提升萌宠表现力。第三，在更长时间运行和机械负载测试基础上，继续优化底盘跟踪、耳朵动作和头部回转策略，进一步完善具身反馈能力。第四，探索本地轻量模型或边云协同推理方案，降低对外部网络和云端API的依赖。第五，引入长期记忆、用户偏好和主动交互机制，使系统从一次性问答终端逐步发展为持续陪伴型萌宠智能体。</w:t>
       </w:r>
     </w:p>
     <w:p ns2:paraId="522DC66C" ns2:textId="77777777">
